--- a/govdoc-template/rules/03-standard.docx
+++ b/govdoc-template/rules/03-standard.docx
@@ -469,7 +469,7 @@
                 <w:sz w:val="19"/>
                 <w:szCs w:val="19"/>
               </w:rPr>
-              <w:t xml:space="preserve">{{GOV_DOMAIN}} 会議体規程（{{DOC_PREFIX}}-R-02）</w:t>
+              <w:t xml:space="preserve">{{GOV_DOMAIN}} 憲章（{{DOC_PREFIX}}-R-02）</w:t>
             </w:r>
           </w:p>
         </w:tc>
@@ -541,106 +541,6 @@
         <w:t xml:space="preserve"/>
       </w:r>
     </w:p>
-    <w:tbl>
-      <w:tblPr>
-        <w:tblW w:type="dxa" w:w="9638"/>
-        <w:tblBorders>
-          <w:top w:val="single" w:color="auto" w:sz="4"/>
-          <w:left w:val="single" w:color="auto" w:sz="4"/>
-          <w:bottom w:val="single" w:color="auto" w:sz="4"/>
-          <w:right w:val="single" w:color="auto" w:sz="4"/>
-          <w:insideH w:val="single" w:color="auto" w:sz="4"/>
-          <w:insideV w:val="single" w:color="auto" w:sz="4"/>
-        </w:tblBorders>
-      </w:tblPr>
-      <w:tblGrid>
-        <w:gridCol w:w="9638"/>
-      </w:tblGrid>
-      <w:tr>
-        <w:tc>
-          <w:tcPr>
-            <w:tcW w:type="dxa" w:w="9638"/>
-            <w:tcBorders>
-              <w:top w:val="single" w:color="5E7391" w:sz="6"/>
-              <w:left w:val="single" w:color="5E7391" w:sz="6"/>
-              <w:bottom w:val="single" w:color="5E7391" w:sz="6"/>
-              <w:right w:val="single" w:color="5E7391" w:sz="6"/>
-            </w:tcBorders>
-            <w:shd w:fill="EAF1F8" w:color="auto" w:val="clear"/>
-            <w:tcMar>
-              <w:top w:type="dxa" w:w="100"/>
-              <w:left w:type="dxa" w:w="140"/>
-              <w:bottom w:type="dxa" w:w="100"/>
-              <w:right w:type="dxa" w:w="140"/>
-            </w:tcMar>
-          </w:tcPr>
-          <w:p>
-            <w:pPr>
-              <w:spacing w:after="60" w:line="300"/>
-            </w:pPr>
-            <w:r>
-              <w:rPr>
-                <w:rFonts w:ascii="Yu Gothic" w:eastAsia="Yu Gothic" w:hAnsi="Yu Gothic"/>
-                <w:b/>
-                <w:bCs/>
-                <w:color w:val="5E7391"/>
-                <w:sz w:val="19"/>
-                <w:szCs w:val="19"/>
-              </w:rPr>
-              <w:t xml:space="preserve">📝 記入ガイド: </w:t>
-            </w:r>
-            <w:r>
-              <w:rPr>
-                <w:rFonts w:ascii="Yu Gothic" w:eastAsia="Yu Gothic" w:hAnsi="Yu Gothic"/>
-                <w:color w:val="333F50"/>
-                <w:sz w:val="19"/>
-                <w:szCs w:val="19"/>
-              </w:rPr>
-              <w:t xml:space="preserve">運用基準は、会議体規程を運用するための具体的な判定基準・閾値・区分・提出要件を定める文書。Runbook・FAQ・起案者ガイドは、ここの条文番号を参照する。</w:t>
-            </w:r>
-          </w:p>
-          <w:p>
-            <w:pPr>
-              <w:spacing w:after="60" w:line="300"/>
-            </w:pPr>
-            <w:r>
-              <w:rPr>
-                <w:rFonts w:ascii="Yu Gothic" w:eastAsia="Yu Gothic" w:hAnsi="Yu Gothic"/>
-                <w:color w:val="333F50"/>
-                <w:sz w:val="19"/>
-                <w:szCs w:val="19"/>
-              </w:rPr>
-              <w:t xml:space="preserve">判定は「条件 → 結果」の表で書く。文章で書くと、条件の組み合わせで解釈が分かれる。</w:t>
-            </w:r>
-          </w:p>
-          <w:p>
-            <w:pPr>
-              <w:spacing w:after="0" w:line="300"/>
-            </w:pPr>
-            <w:r>
-              <w:rPr>
-                <w:rFonts w:ascii="Yu Gothic" w:eastAsia="Yu Gothic" w:hAnsi="Yu Gothic"/>
-                <w:color w:val="333F50"/>
-                <w:sz w:val="19"/>
-                <w:szCs w:val="19"/>
-              </w:rPr>
-              <w:t xml:space="preserve">未確定の閾値は（TBD: 〜）として残し、決定記録の保留課題に登録する。空欄のまま運用を始めない。</w:t>
-            </w:r>
-          </w:p>
-        </w:tc>
-      </w:tr>
-    </w:tbl>
-    <w:p>
-      <w:pPr>
-        <w:spacing w:after="120" w:line="320"/>
-      </w:pPr>
-      <w:r>
-        <w:rPr>
-          <w:rFonts w:ascii="Yu Gothic" w:eastAsia="Yu Gothic" w:hAnsi="Yu Gothic"/>
-        </w:rPr>
-        <w:t xml:space="preserve"/>
-      </w:r>
-    </w:p>
     <w:p>
       <w:pPr>
         <w:pStyle w:val="Heading1"/>
@@ -674,7 +574,7 @@
         <w:rPr>
           <w:rFonts w:ascii="Yu Gothic" w:eastAsia="Yu Gothic" w:hAnsi="Yu Gothic"/>
         </w:rPr>
-        <w:t xml:space="preserve">本基準は、{{GOV_DOMAIN}} 会議体規程に基づき、案件の分類、付議の判定、判断区分および提出要件を定める。</w:t>
+        <w:t xml:space="preserve">本基準は、{{GOV_DOMAIN}} 憲章に基づき、案件の分類、扱いの判定、判断・対応の区分、依頼・提出の要件およびサービスレベルを定める。</w:t>
       </w:r>
     </w:p>
     <w:p>
@@ -1126,7 +1026,7 @@
         <w:rPr>
           <w:rFonts w:ascii="Yu Gothic" w:eastAsia="Yu Gothic" w:hAnsi="Yu Gothic"/>
         </w:rPr>
-        <w:t xml:space="preserve">第3章　付議の判定</w:t>
+        <w:t xml:space="preserve">第3章　扱いの判定</w:t>
       </w:r>
     </w:p>
     <w:p>
@@ -1139,7 +1039,7 @@
           <w:b/>
           <w:bCs/>
         </w:rPr>
-        <w:t xml:space="preserve">第5条（付議先）</w:t>
+        <w:t xml:space="preserve">第5条（扱いの判定）</w:t>
       </w:r>
     </w:p>
     <w:p>
@@ -1151,7 +1051,7 @@
         <w:rPr>
           <w:rFonts w:ascii="Yu Gothic" w:eastAsia="Yu Gothic" w:hAnsi="Yu Gothic"/>
         </w:rPr>
-        <w:t xml:space="preserve">案件の付議先は、次の表により判定する。</w:t>
+        <w:t xml:space="preserve">案件の扱い（付議先の会議体、対応する担当、対象外など）は、次の表により判定する。</w:t>
       </w:r>
     </w:p>
     <w:tbl>
@@ -1225,7 +1125,7 @@
                 <w:sz w:val="19"/>
                 <w:szCs w:val="19"/>
               </w:rPr>
-              <w:t xml:space="preserve">付議先</w:t>
+              <w:t xml:space="preserve">扱い</w:t>
             </w:r>
           </w:p>
         </w:tc>
@@ -1306,7 +1206,7 @@
                 <w:sz w:val="19"/>
                 <w:szCs w:val="19"/>
               </w:rPr>
-              <w:t xml:space="preserve">{{会議体}}</w:t>
+              <w:t xml:space="preserve">{{例: Tier2に付議する／受付担当が対応する／対象外として他部署を案内する}}</w:t>
             </w:r>
           </w:p>
         </w:tc>
@@ -1386,7 +1286,7 @@
                 <w:sz w:val="19"/>
                 <w:szCs w:val="19"/>
               </w:rPr>
-              <w:t xml:space="preserve">{{会議体}}</w:t>
+              <w:t xml:space="preserve">{{扱い}}</w:t>
             </w:r>
           </w:p>
         </w:tc>
@@ -1439,7 +1339,7 @@
           <w:b/>
           <w:bCs/>
         </w:rPr>
-        <w:t xml:space="preserve">第6条（金額の判定）</w:t>
+        <w:t xml:space="preserve">第6条（閾値）</w:t>
       </w:r>
     </w:p>
     <w:p>
@@ -1451,7 +1351,7 @@
         <w:rPr>
           <w:rFonts w:ascii="Yu Gothic" w:eastAsia="Yu Gothic" w:hAnsi="Yu Gothic"/>
         </w:rPr>
-        <w:t xml:space="preserve">金額の閾値は{{金額}}とする。（TBD: 閾値の確定。担当: {{ }}、期限: YYYY-MM-DD）</w:t>
+        <w:t xml:space="preserve">判定に使う閾値（{{金額・件数・期間など}}）は、{{閾値}}とする。（TBD: 閾値の確定。担当: {{ }}、期限: YYYY-MM-DD）</w:t>
       </w:r>
     </w:p>
     <w:p>
@@ -1464,7 +1364,7 @@
           <w:b/>
           <w:bCs/>
         </w:rPr>
-        <w:t xml:space="preserve">第7条（合算）</w:t>
+        <w:t xml:space="preserve">第7条（合算）[任意]</w:t>
       </w:r>
     </w:p>
     <w:p>
@@ -1499,7 +1399,7 @@
         <w:rPr>
           <w:rFonts w:ascii="Yu Gothic" w:eastAsia="Yu Gothic" w:hAnsi="Yu Gothic"/>
         </w:rPr>
-        <w:t xml:space="preserve">第4章　提出要件</w:t>
+        <w:t xml:space="preserve">第4章　依頼・提出の要件</w:t>
       </w:r>
     </w:p>
     <w:p>
@@ -1524,7 +1424,7 @@
         <w:rPr>
           <w:rFonts w:ascii="Yu Gothic" w:eastAsia="Yu Gothic" w:hAnsi="Yu Gothic"/>
         </w:rPr>
-        <w:t xml:space="preserve">起案者は、審議の段階に応じて次の情報を提出する。</w:t>
+        <w:t xml:space="preserve">{{APPLICANT}}は、段階に応じて次の情報を提出する。</w:t>
       </w:r>
     </w:p>
     <w:tbl>
@@ -1571,7 +1471,7 @@
                 <w:sz w:val="19"/>
                 <w:szCs w:val="19"/>
               </w:rPr>
-              <w:t xml:space="preserve">審議の段階</w:t>
+              <w:t xml:space="preserve">段階</w:t>
             </w:r>
           </w:p>
         </w:tc>
@@ -1705,7 +1605,7 @@
                 <w:sz w:val="19"/>
                 <w:szCs w:val="19"/>
               </w:rPr>
-              <w:t xml:space="preserve">{{様式番号}}</w:t>
+              <w:t xml:space="preserve">{{様式の文書番号（例: ITG-F-16-01）}}</w:t>
             </w:r>
           </w:p>
         </w:tc>
@@ -1824,7 +1724,7 @@
         <w:rPr>
           <w:rFonts w:ascii="Yu Gothic" w:eastAsia="Yu Gothic" w:hAnsi="Yu Gothic"/>
         </w:rPr>
-        <w:t xml:space="preserve">事務局は、提出情報に不備のある案件を差し戻すことができる。</w:t>
+        <w:t xml:space="preserve">{{SECRETARIAT}}は、提出情報に不備のある案件を差し戻すことができる。</w:t>
       </w:r>
     </w:p>
     <w:p>
@@ -1835,7 +1735,7 @@
         <w:rPr>
           <w:rFonts w:ascii="Yu Gothic" w:eastAsia="Yu Gothic" w:hAnsi="Yu Gothic"/>
         </w:rPr>
-        <w:t xml:space="preserve">第5章　判断区分</w:t>
+        <w:t xml:space="preserve">第5章　判断・対応の区分</w:t>
       </w:r>
     </w:p>
     <w:p>
@@ -1848,7 +1748,7 @@
           <w:b/>
           <w:bCs/>
         </w:rPr>
-        <w:t xml:space="preserve">第10条（判断区分）</w:t>
+        <w:t xml:space="preserve">第10条（判断・対応の区分）</w:t>
       </w:r>
     </w:p>
     <w:p>
@@ -1860,7 +1760,7 @@
         <w:rPr>
           <w:rFonts w:ascii="Yu Gothic" w:eastAsia="Yu Gothic" w:hAnsi="Yu Gothic"/>
         </w:rPr>
-        <w:t xml:space="preserve">会議体の判断は、次のいずれかとする。</w:t>
+        <w:t xml:space="preserve">案件に対する判断・対応の結果は、次のいずれかとする。</w:t>
       </w:r>
     </w:p>
     <w:tbl>
@@ -1989,7 +1889,7 @@
                 <w:sz w:val="19"/>
                 <w:szCs w:val="19"/>
               </w:rPr>
-              <w:t xml:space="preserve">承認</w:t>
+              <w:t xml:space="preserve">{{例: 承認}}</w:t>
             </w:r>
           </w:p>
         </w:tc>
@@ -2069,7 +1969,7 @@
                 <w:sz w:val="19"/>
                 <w:szCs w:val="19"/>
               </w:rPr>
-              <w:t xml:space="preserve">条件付き承認</w:t>
+              <w:t xml:space="preserve">{{例: 条件付き承認}}</w:t>
             </w:r>
           </w:p>
         </w:tc>
@@ -2149,7 +2049,7 @@
                 <w:sz w:val="19"/>
                 <w:szCs w:val="19"/>
               </w:rPr>
-              <w:t xml:space="preserve">差し戻し</w:t>
+              <w:t xml:space="preserve">{{例: 差し戻し}}</w:t>
             </w:r>
           </w:p>
         </w:tc>
@@ -2229,7 +2129,7 @@
                 <w:sz w:val="19"/>
                 <w:szCs w:val="19"/>
               </w:rPr>
-              <w:t xml:space="preserve">否決</w:t>
+              <w:t xml:space="preserve">{{例: 否決}}</w:t>
             </w:r>
           </w:p>
         </w:tc>
@@ -2306,7 +2206,7 @@
         <w:rPr>
           <w:rFonts w:ascii="Yu Gothic" w:eastAsia="Yu Gothic" w:hAnsi="Yu Gothic"/>
         </w:rPr>
-        <w:t xml:space="preserve">第6章　決裁権</w:t>
+        <w:t xml:space="preserve">第6章　決裁権 [任意]</w:t>
       </w:r>
     </w:p>
     <w:p>
@@ -2367,7 +2267,7 @@
         <w:rPr>
           <w:rFonts w:ascii="Yu Gothic" w:eastAsia="Yu Gothic" w:hAnsi="Yu Gothic"/>
         </w:rPr>
-        <w:t xml:space="preserve">第7章　事後モニタリング</w:t>
+        <w:t xml:space="preserve">第7章　サービスレベルとモニタリング</w:t>
       </w:r>
     </w:p>
     <w:p>
@@ -2380,7 +2280,7 @@
           <w:b/>
           <w:bCs/>
         </w:rPr>
-        <w:t xml:space="preserve">第13条（報告）</w:t>
+        <w:t xml:space="preserve">第13条（サービスレベル）[任意]</w:t>
       </w:r>
     </w:p>
     <w:p>
@@ -2392,18 +2292,7 @@
         <w:rPr>
           <w:rFonts w:ascii="Yu Gothic" w:eastAsia="Yu Gothic" w:hAnsi="Yu Gothic"/>
         </w:rPr>
-        <w:t xml:space="preserve">{{誰が、いつ、何を報告するか}}</w:t>
-      </w:r>
-    </w:p>
-    <w:p>
-      <w:pPr>
-        <w:pStyle w:val="Heading1"/>
-      </w:pPr>
-      <w:r>
-        <w:rPr>
-          <w:rFonts w:ascii="Yu Gothic" w:eastAsia="Yu Gothic" w:hAnsi="Yu Gothic"/>
-        </w:rPr>
-        <w:t xml:space="preserve">附則</w:t>
+        <w:t xml:space="preserve">{{例: 受付から初回の回答まで3営業日以内。定常的な作業の実施期限など}}</w:t>
       </w:r>
     </w:p>
     <w:p>
@@ -2416,7 +2305,43 @@
           <w:b/>
           <w:bCs/>
         </w:rPr>
-        <w:t xml:space="preserve">第14条（施行）</w:t>
+        <w:t xml:space="preserve">第14条（報告）</w:t>
+      </w:r>
+    </w:p>
+    <w:p>
+      <w:pPr>
+        <w:spacing w:after="60" w:line="320"/>
+        <w:ind w:left="240"/>
+      </w:pPr>
+      <w:r>
+        <w:rPr>
+          <w:rFonts w:ascii="Yu Gothic" w:eastAsia="Yu Gothic" w:hAnsi="Yu Gothic"/>
+        </w:rPr>
+        <w:t xml:space="preserve">{{誰が、いつ、何を報告するか（例: 事後モニタリング、サービスレベルの実績、点検の結果）}}</w:t>
+      </w:r>
+    </w:p>
+    <w:p>
+      <w:pPr>
+        <w:pStyle w:val="Heading1"/>
+      </w:pPr>
+      <w:r>
+        <w:rPr>
+          <w:rFonts w:ascii="Yu Gothic" w:eastAsia="Yu Gothic" w:hAnsi="Yu Gothic"/>
+        </w:rPr>
+        <w:t xml:space="preserve">附則</w:t>
+      </w:r>
+    </w:p>
+    <w:p>
+      <w:pPr>
+        <w:spacing w:after="60" w:before="160"/>
+      </w:pPr>
+      <w:r>
+        <w:rPr>
+          <w:rFonts w:ascii="Yu Gothic" w:eastAsia="Yu Gothic" w:hAnsi="Yu Gothic"/>
+          <w:b/>
+          <w:bCs/>
+        </w:rPr>
+        <w:t xml:space="preserve">第15条（施行）</w:t>
       </w:r>
     </w:p>
     <w:p>
